--- a/docs/research/mvp/final/v02-data-plane/transport-plain-udp.docx
+++ b/docs/research/mvp/final/v02-data-plane/transport-plain-udp.docx
@@ -10,7 +10,7 @@
         <w:t xml:space="preserve">Plain-UDP Transport</w:t>
       </w:r>
     </w:p>
-    <w:bookmarkStart w:id="40" w:name="plain-udp-transport"/>
+    <w:bookmarkStart w:id="49" w:name="plain-udp-transport"/>
     <w:p>
       <w:pPr>
         <w:pStyle w:val="Heading1"/>
@@ -8466,7 +8466,7 @@
     </w:p>
     <w:bookmarkEnd w:id="19"/>
     <w:bookmarkEnd w:id="20"/>
-    <w:bookmarkStart w:id="25" w:name="X567b7f207375049c6caa2a76e7bad27a3fb611b"/>
+    <w:bookmarkStart w:id="28" w:name="X567b7f207375049c6caa2a76e7bad27a3fb611b"/>
     <w:p>
       <w:pPr>
         <w:pStyle w:val="Heading2"/>
@@ -8516,7 +8516,7 @@
         <w:t xml:space="preserve">failure-detection design (§6) precise.</w:t>
       </w:r>
     </w:p>
-    <w:bookmarkStart w:id="21" w:name="X59437a97602dc8044c888fb60de839749b6f3b3"/>
+    <w:bookmarkStart w:id="24" w:name="X59437a97602dc8044c888fb60de839749b6f3b3"/>
     <w:p>
       <w:pPr>
         <w:pStyle w:val="Heading3"/>
@@ -8751,11 +8751,46 @@
         <w:pStyle w:val="BodyText"/>
       </w:pPr>
       <w:r>
-        <w:rPr>
-          <w:b/>
-          <w:bCs/>
-        </w:rPr>
-        <w:t xml:space="preserve">[MERMAID RENDER FAILED — block #1]</w:t>
+        <w:drawing>
+          <wp:inline>
+            <wp:extent cx="5334000" cy="17154832"/>
+            <wp:effectExtent b="0" l="0" r="0" t="0"/>
+            <wp:docPr descr="diagram" title="" id="22" name="Picture"/>
+            <a:graphic>
+              <a:graphicData uri="http://schemas.openxmlformats.org/drawingml/2006/picture">
+                <pic:pic>
+                  <pic:nvPicPr>
+                    <pic:cNvPr descr="/tmp/.private/milosvasic/tmp.2YB2b6OK2o/img/diagram_001_2194111e150d.png" id="23" name="Picture"/>
+                    <pic:cNvPicPr>
+                      <a:picLocks noChangeArrowheads="1" noChangeAspect="1"/>
+                    </pic:cNvPicPr>
+                  </pic:nvPicPr>
+                  <pic:blipFill>
+                    <a:blip r:embed="rId21"/>
+                    <a:stretch>
+                      <a:fillRect/>
+                    </a:stretch>
+                  </pic:blipFill>
+                  <pic:spPr bwMode="auto">
+                    <a:xfrm>
+                      <a:off x="0" y="0"/>
+                      <a:ext cx="5334000" cy="17154832"/>
+                    </a:xfrm>
+                    <a:prstGeom prst="rect">
+                      <a:avLst/>
+                    </a:prstGeom>
+                    <a:noFill/>
+                    <a:ln w="9525">
+                      <a:noFill/>
+                      <a:headEnd/>
+                      <a:tailEnd/>
+                    </a:ln>
+                  </pic:spPr>
+                </pic:pic>
+              </a:graphicData>
+            </a:graphic>
+          </wp:inline>
+        </w:drawing>
       </w:r>
     </w:p>
     <w:p>
@@ -8826,8 +8861,8 @@
         <w:t xml:space="preserve">I1.</w:t>
       </w:r>
     </w:p>
-    <w:bookmarkEnd w:id="21"/>
-    <w:bookmarkStart w:id="22" w:name="X1466bf066609ecb6a434a317b14bc9622fb5525"/>
+    <w:bookmarkEnd w:id="24"/>
+    <w:bookmarkStart w:id="25" w:name="X1466bf066609ecb6a434a317b14bc9622fb5525"/>
     <w:p>
       <w:pPr>
         <w:pStyle w:val="Heading3"/>
@@ -9009,8 +9044,8 @@
         </w:tc>
       </w:tr>
     </w:tbl>
-    <w:bookmarkEnd w:id="22"/>
-    <w:bookmarkStart w:id="23" w:name="Xc1fbeb892738121394119d77af7c68345d62a3d"/>
+    <w:bookmarkEnd w:id="25"/>
+    <w:bookmarkStart w:id="26" w:name="Xc1fbeb892738121394119d77af7c68345d62a3d"/>
     <w:p>
       <w:pPr>
         <w:pStyle w:val="Heading3"/>
@@ -9535,8 +9570,8 @@
         <w:t xml:space="preserve">needed by this module.</w:t>
       </w:r>
     </w:p>
-    <w:bookmarkEnd w:id="23"/>
-    <w:bookmarkStart w:id="24" w:name="X3b7d74a408a30fa0013b01171bfb38e91dc85c9"/>
+    <w:bookmarkEnd w:id="26"/>
+    <w:bookmarkStart w:id="27" w:name="X3b7d74a408a30fa0013b01171bfb38e91dc85c9"/>
     <w:p>
       <w:pPr>
         <w:pStyle w:val="Heading3"/>
@@ -10142,9 +10177,9 @@
         </w:pict>
       </w:r>
     </w:p>
-    <w:bookmarkEnd w:id="24"/>
-    <w:bookmarkEnd w:id="25"/>
-    <w:bookmarkStart w:id="26" w:name="X6c9e230210a5050fe0d7675323e3bbf8062fc0d"/>
+    <w:bookmarkEnd w:id="27"/>
+    <w:bookmarkEnd w:id="28"/>
+    <w:bookmarkStart w:id="32" w:name="X6c9e230210a5050fe0d7675323e3bbf8062fc0d"/>
     <w:p>
       <w:pPr>
         <w:pStyle w:val="Heading2"/>
@@ -10225,11 +10260,46 @@
         <w:pStyle w:val="BodyText"/>
       </w:pPr>
       <w:r>
-        <w:rPr>
-          <w:b/>
-          <w:bCs/>
-        </w:rPr>
-        <w:t xml:space="preserve">[MERMAID RENDER FAILED — block #2]</w:t>
+        <w:drawing>
+          <wp:inline>
+            <wp:extent cx="5334000" cy="4231821"/>
+            <wp:effectExtent b="0" l="0" r="0" t="0"/>
+            <wp:docPr descr="diagram" title="" id="30" name="Picture"/>
+            <a:graphic>
+              <a:graphicData uri="http://schemas.openxmlformats.org/drawingml/2006/picture">
+                <pic:pic>
+                  <pic:nvPicPr>
+                    <pic:cNvPr descr="/tmp/.private/milosvasic/tmp.2YB2b6OK2o/img/diagram_002_a25b8969f64c.png" id="31" name="Picture"/>
+                    <pic:cNvPicPr>
+                      <a:picLocks noChangeArrowheads="1" noChangeAspect="1"/>
+                    </pic:cNvPicPr>
+                  </pic:nvPicPr>
+                  <pic:blipFill>
+                    <a:blip r:embed="rId29"/>
+                    <a:stretch>
+                      <a:fillRect/>
+                    </a:stretch>
+                  </pic:blipFill>
+                  <pic:spPr bwMode="auto">
+                    <a:xfrm>
+                      <a:off x="0" y="0"/>
+                      <a:ext cx="5334000" cy="4231821"/>
+                    </a:xfrm>
+                    <a:prstGeom prst="rect">
+                      <a:avLst/>
+                    </a:prstGeom>
+                    <a:noFill/>
+                    <a:ln w="9525">
+                      <a:noFill/>
+                      <a:headEnd/>
+                      <a:tailEnd/>
+                    </a:ln>
+                  </pic:spPr>
+                </pic:pic>
+              </a:graphicData>
+            </a:graphic>
+          </wp:inline>
+        </w:drawing>
       </w:r>
     </w:p>
     <w:p>
@@ -10664,8 +10734,8 @@
         </w:pict>
       </w:r>
     </w:p>
-    <w:bookmarkEnd w:id="26"/>
-    <w:bookmarkStart w:id="32" w:name="Xb44ae2c16853fabb021d460b96e75836653382b"/>
+    <w:bookmarkEnd w:id="32"/>
+    <w:bookmarkStart w:id="41" w:name="Xb44ae2c16853fabb021d460b96e75836653382b"/>
     <w:p>
       <w:pPr>
         <w:pStyle w:val="Heading2"/>
@@ -10814,7 +10884,7 @@
         <w:t xml:space="preserve">error.</w:t>
       </w:r>
     </w:p>
-    <w:bookmarkStart w:id="27" w:name="X7cfb2ed469d0ea20c8e0de656a0db3865e05207"/>
+    <w:bookmarkStart w:id="33" w:name="X7cfb2ed469d0ea20c8e0de656a0db3865e05207"/>
     <w:p>
       <w:pPr>
         <w:pStyle w:val="Heading3"/>
@@ -11031,8 +11101,8 @@
         <w:t xml:space="preserve">.</w:t>
       </w:r>
     </w:p>
-    <w:bookmarkEnd w:id="27"/>
-    <w:bookmarkStart w:id="28" w:name="Xa9a4bd685663d780c42b6f6dd4b189a7c3aeb23"/>
+    <w:bookmarkEnd w:id="33"/>
+    <w:bookmarkStart w:id="34" w:name="Xa9a4bd685663d780c42b6f6dd4b189a7c3aeb23"/>
     <w:p>
       <w:pPr>
         <w:pStyle w:val="Heading3"/>
@@ -11879,8 +11949,8 @@
         <w:t xml:space="preserve">is strictly better.</w:t>
       </w:r>
     </w:p>
-    <w:bookmarkEnd w:id="28"/>
-    <w:bookmarkStart w:id="29" w:name="X67e3f22631c4a8284c87770c3996b106f22d865"/>
+    <w:bookmarkEnd w:id="34"/>
+    <w:bookmarkStart w:id="35" w:name="X67e3f22631c4a8284c87770c3996b106f22d865"/>
     <w:p>
       <w:pPr>
         <w:pStyle w:val="Heading3"/>
@@ -12225,8 +12295,8 @@
         <w:t xml:space="preserve">handshake succeed?" decision lives where the crypto lives.</w:t>
       </w:r>
     </w:p>
-    <w:bookmarkEnd w:id="29"/>
-    <w:bookmarkStart w:id="30" w:name="X7dcd492bad5c39947eea789763e48153733c971"/>
+    <w:bookmarkEnd w:id="35"/>
+    <w:bookmarkStart w:id="36" w:name="X7dcd492bad5c39947eea789763e48153733c971"/>
     <w:p>
       <w:pPr>
         <w:pStyle w:val="Heading3"/>
@@ -12409,8 +12479,8 @@
         <w:t xml:space="preserve">rig (§12) per §11.4.6/§11.4.107(13).</w:t>
       </w:r>
     </w:p>
-    <w:bookmarkEnd w:id="30"/>
-    <w:bookmarkStart w:id="31" w:name="X28539a4add1db79a4608b7077537a1e395e3961"/>
+    <w:bookmarkEnd w:id="36"/>
+    <w:bookmarkStart w:id="40" w:name="X28539a4add1db79a4608b7077537a1e395e3961"/>
     <w:p>
       <w:pPr>
         <w:pStyle w:val="Heading3"/>
@@ -12424,11 +12494,46 @@
         <w:pStyle w:val="FirstParagraph"/>
       </w:pPr>
       <w:r>
-        <w:rPr>
-          <w:b/>
-          <w:bCs/>
-        </w:rPr>
-        <w:t xml:space="preserve">[MERMAID RENDER FAILED — block #3]</w:t>
+        <w:drawing>
+          <wp:inline>
+            <wp:extent cx="5334000" cy="4116160"/>
+            <wp:effectExtent b="0" l="0" r="0" t="0"/>
+            <wp:docPr descr="diagram" title="" id="38" name="Picture"/>
+            <a:graphic>
+              <a:graphicData uri="http://schemas.openxmlformats.org/drawingml/2006/picture">
+                <pic:pic>
+                  <pic:nvPicPr>
+                    <pic:cNvPr descr="/tmp/.private/milosvasic/tmp.2YB2b6OK2o/img/diagram_003_67da6e639745.png" id="39" name="Picture"/>
+                    <pic:cNvPicPr>
+                      <a:picLocks noChangeArrowheads="1" noChangeAspect="1"/>
+                    </pic:cNvPicPr>
+                  </pic:nvPicPr>
+                  <pic:blipFill>
+                    <a:blip r:embed="rId37"/>
+                    <a:stretch>
+                      <a:fillRect/>
+                    </a:stretch>
+                  </pic:blipFill>
+                  <pic:spPr bwMode="auto">
+                    <a:xfrm>
+                      <a:off x="0" y="0"/>
+                      <a:ext cx="5334000" cy="4116160"/>
+                    </a:xfrm>
+                    <a:prstGeom prst="rect">
+                      <a:avLst/>
+                    </a:prstGeom>
+                    <a:noFill/>
+                    <a:ln w="9525">
+                      <a:noFill/>
+                      <a:headEnd/>
+                      <a:tailEnd/>
+                    </a:ln>
+                  </pic:spPr>
+                </pic:pic>
+              </a:graphicData>
+            </a:graphic>
+          </wp:inline>
+        </w:drawing>
       </w:r>
     </w:p>
     <w:p>
@@ -12438,9 +12543,9 @@
         </w:pict>
       </w:r>
     </w:p>
-    <w:bookmarkEnd w:id="31"/>
-    <w:bookmarkEnd w:id="32"/>
-    <w:bookmarkStart w:id="33" w:name="Xc080daba8c5e5b61fc371efeb795ee8aec066d1"/>
+    <w:bookmarkEnd w:id="40"/>
+    <w:bookmarkEnd w:id="41"/>
+    <w:bookmarkStart w:id="42" w:name="Xc080daba8c5e5b61fc371efeb795ee8aec066d1"/>
     <w:p>
       <w:pPr>
         <w:pStyle w:val="Heading2"/>
@@ -13539,8 +13644,8 @@
         </w:pict>
       </w:r>
     </w:p>
-    <w:bookmarkEnd w:id="33"/>
-    <w:bookmarkStart w:id="34" w:name="X144774713791a7921623cea4226d6d80dc7ba26"/>
+    <w:bookmarkEnd w:id="42"/>
+    <w:bookmarkStart w:id="43" w:name="X144774713791a7921623cea4226d6d80dc7ba26"/>
     <w:p>
       <w:pPr>
         <w:pStyle w:val="Heading2"/>
@@ -14491,8 +14596,8 @@
         </w:pict>
       </w:r>
     </w:p>
-    <w:bookmarkEnd w:id="34"/>
-    <w:bookmarkStart w:id="35" w:name="Xceb666e44c796cd82f1d67eae8ae76338044d64"/>
+    <w:bookmarkEnd w:id="43"/>
+    <w:bookmarkStart w:id="44" w:name="Xceb666e44c796cd82f1d67eae8ae76338044d64"/>
     <w:p>
       <w:pPr>
         <w:pStyle w:val="Heading2"/>
@@ -15077,8 +15182,8 @@
         </w:pict>
       </w:r>
     </w:p>
-    <w:bookmarkEnd w:id="35"/>
-    <w:bookmarkStart w:id="36" w:name="X7305ecb6f32ee4823536cc4e32f84cc6a798858"/>
+    <w:bookmarkEnd w:id="44"/>
+    <w:bookmarkStart w:id="45" w:name="X7305ecb6f32ee4823536cc4e32f84cc6a798858"/>
     <w:p>
       <w:pPr>
         <w:pStyle w:val="Heading2"/>
@@ -15727,8 +15832,8 @@
         </w:pict>
       </w:r>
     </w:p>
-    <w:bookmarkEnd w:id="36"/>
-    <w:bookmarkStart w:id="37" w:name="X77a71f4554f5a94cbdcd77ddcf5df8af1a3708c"/>
+    <w:bookmarkEnd w:id="45"/>
+    <w:bookmarkStart w:id="46" w:name="X77a71f4554f5a94cbdcd77ddcf5df8af1a3708c"/>
     <w:p>
       <w:pPr>
         <w:pStyle w:val="Heading2"/>
@@ -16705,8 +16810,8 @@
         </w:pict>
       </w:r>
     </w:p>
-    <w:bookmarkEnd w:id="37"/>
-    <w:bookmarkStart w:id="38" w:name="Xd895d458bd04587f5c2c7623ac7d93c55a69327"/>
+    <w:bookmarkEnd w:id="46"/>
+    <w:bookmarkStart w:id="47" w:name="Xd895d458bd04587f5c2c7623ac7d93c55a69327"/>
     <w:p>
       <w:pPr>
         <w:pStyle w:val="Heading2"/>
@@ -18201,8 +18306,8 @@
         </w:pict>
       </w:r>
     </w:p>
-    <w:bookmarkEnd w:id="38"/>
-    <w:bookmarkStart w:id="39" w:name="X4d1f0a463435c5fbc1952cc01526f0b2360fe95"/>
+    <w:bookmarkEnd w:id="47"/>
+    <w:bookmarkStart w:id="48" w:name="X4d1f0a463435c5fbc1952cc01526f0b2360fe95"/>
     <w:p>
       <w:pPr>
         <w:pStyle w:val="Heading2"/>
@@ -18737,8 +18842,8 @@
         <w:t xml:space="preserve">§1 (the §11.4.169 test-type contract the §12 points instantiate).</w:t>
       </w:r>
     </w:p>
-    <w:bookmarkEnd w:id="39"/>
-    <w:bookmarkEnd w:id="40"/>
+    <w:bookmarkEnd w:id="48"/>
+    <w:bookmarkEnd w:id="49"/>
     <w:sectPr>
       <w:footnotePr>
         <w:numRestart w:val="eachSect"/>
